--- a/接管裁决_2026-10-26.docx
+++ b/接管裁决_2026-10-26.docx
@@ -2,7 +2,7 @@
 <file path=word/document.xml><?xml version="1.0" encoding="utf-8"?>
 <w:document xmlns:w="http://schemas.openxmlformats.org/wordprocessingml/2006/main" xmlns:m="http://schemas.openxmlformats.org/officeDocument/2006/math" xmlns:r="http://schemas.openxmlformats.org/officeDocument/2006/relationships" xmlns:o="urn:schemas-microsoft-com:office:office" xmlns:v="urn:schemas-microsoft-com:vml" xmlns:w10="urn:schemas-microsoft-com:office:word" xmlns:a="http://schemas.openxmlformats.org/drawingml/2006/main" xmlns:pic="http://schemas.openxmlformats.org/drawingml/2006/picture" xmlns:wp="http://schemas.openxmlformats.org/drawingml/2006/wordprocessingDrawing">
   <w:body>
-    <w:bookmarkStart w:id="35" w:name="接管裁决书-2026-10-26"/>
+    <w:bookmarkStart w:id="38" w:name="接管裁决书-2026-10-26"/>
     <w:p>
       <w:pPr>
         <w:pStyle w:val="Heading1"/>
@@ -2447,10 +2447,45 @@
                 <w:bCs/>
                 <w:b/>
               </w:rPr>
-              <w:t xml:space="preserve">否定式判决</w:t>
-            </w:r>
-            <w:r>
-              <w:t xml:space="preserve">（★ 归因到注意力机制不成立 ★）｜★ 探针跑批</w:t>
+              <w:t xml:space="preserve">归因判决【悬置】</w:t>
+            </w:r>
+            <w:r>
+              <w:t xml:space="preserve"> </w:t>
+            </w:r>
+            <w:r>
+              <w:t xml:space="preserve">——★ L1 篇原文：★ 「★ 本批不支持、★</w:t>
+            </w:r>
+            <w:r>
+              <w:t xml:space="preserve"> </w:t>
+            </w:r>
+            <w:r>
+              <w:rPr>
+                <w:bCs/>
+                <w:b/>
+              </w:rPr>
+              <w:t xml:space="preserve">也未否证</w:t>
+            </w:r>
+            <w:r>
+              <w:t xml:space="preserve"> </w:t>
+            </w:r>
+            <w:r>
+              <w:t xml:space="preserve">★」、★ 唯一允许写法是「★ 与注意力机制相容、★ 判决式已定版、★</w:t>
+            </w:r>
+            <w:r>
+              <w:t xml:space="preserve"> </w:t>
+            </w:r>
+            <w:r>
+              <w:rPr>
+                <w:bCs/>
+                <w:b/>
+              </w:rPr>
+              <w:t xml:space="preserve">但本批未检验</w:t>
+            </w:r>
+            <w:r>
+              <w:t xml:space="preserve"> </w:t>
+            </w:r>
+            <w:r>
+              <w:t xml:space="preserve">★」｜★ 探针跑批</w:t>
             </w:r>
             <w:r>
               <w:t xml:space="preserve"> </w:t>
@@ -2463,7 +2498,36 @@
               <w:t xml:space="preserve">0/54</w:t>
             </w:r>
             <w:r>
-              <w:t xml:space="preserve">、★ 根因已定位到行、★ 修法 1 行未验证 ★</w:t>
+              <w:t xml:space="preserve">、★ 根因已定位到行（★ dtype 不匹配、★</w:t>
+            </w:r>
+            <w:r>
+              <w:t xml:space="preserve"> </w:t>
+            </w:r>
+            <w:r>
+              <w:rPr>
+                <w:bCs/>
+                <w:b/>
+              </w:rPr>
+              <w:t xml:space="preserve">生成本身成功</w:t>
+            </w:r>
+            <w:r>
+              <w:t xml:space="preserve"> </w:t>
+            </w:r>
+            <w:r>
+              <w:t xml:space="preserve">★）、★</w:t>
+            </w:r>
+            <w:r>
+              <w:t xml:space="preserve"> </w:t>
+            </w:r>
+            <w:r>
+              <w:rPr>
+                <w:bCs/>
+                <w:b/>
+              </w:rPr>
+              <w:t xml:space="preserve">修法那 1 行已经在代码里</w:t>
+            </w:r>
+            <w:r>
+              <w:t xml:space="preserve">（★ 带注释、★ 但没跑过 ★）★★</w:t>
             </w:r>
           </w:p>
         </w:tc>
@@ -4156,13 +4220,1272 @@
     </w:p>
     <w:bookmarkEnd w:id="27"/>
     <w:bookmarkEnd w:id="28"/>
-    <w:bookmarkStart w:id="29" w:name="l0-agent-的最小形态与三条验收"/>
+    <w:bookmarkStart w:id="31" w:name="三个未完成分支的接管裁决-2026-10-26-夜-全部回源核过"/>
     <w:p>
       <w:pPr>
         <w:pStyle w:val="Heading2"/>
       </w:pPr>
       <w:r>
-        <w:t xml:space="preserve">4 · L0 Agent 的最小形态与三条验收</w:t>
+        <w:t xml:space="preserve">3.5 · ★ 三个未完成分支的接管裁决（★ 2026-10-26 夜 · 全部回源核过 ★）</w:t>
+      </w:r>
+    </w:p>
+    <w:p>
+      <w:pPr>
+        <w:pStyle w:val="FirstParagraph"/>
+      </w:pPr>
+      <w:r>
+        <w:t xml:space="preserve">★</w:t>
+      </w:r>
+      <w:r>
+        <w:t xml:space="preserve"> </w:t>
+      </w:r>
+      <w:r>
+        <w:rPr>
+          <w:bCs/>
+          <w:b/>
+        </w:rPr>
+        <w:t xml:space="preserve">三个分支的共同点：★ 都「差最后一步」、★ 都是零 API 成本、★ 判据都早已写死 ★</w:t>
+      </w:r>
+      <w:r>
+        <w:t xml:space="preserve"> </w:t>
+      </w:r>
+      <w:r>
+        <w:t xml:space="preserve">⇒ ★</w:t>
+      </w:r>
+      <w:r>
+        <w:t xml:space="preserve"> </w:t>
+      </w:r>
+      <w:r>
+        <w:rPr>
+          <w:bCs/>
+          <w:b/>
+        </w:rPr>
+        <w:t xml:space="preserve">接手成本极低、★ 三个都不用重跑 ★</w:t>
+      </w:r>
+    </w:p>
+    <w:tbl>
+      <w:tblPr>
+        <w:tblStyle w:val="Table"/>
+        <w:tblW w:type="pct" w:w="5000"/>
+        <w:tblLook w:firstRow="1" w:lastRow="0" w:firstColumn="0" w:lastColumn="0" w:noHBand="0" w:noVBand="0" w:val="0020"/>
+      </w:tblPr>
+      <w:tblGrid>
+        <w:gridCol w:w="1584"/>
+        <w:gridCol w:w="1584"/>
+        <w:gridCol w:w="1584"/>
+        <w:gridCol w:w="1584"/>
+        <w:gridCol w:w="1584"/>
+      </w:tblGrid>
+      <w:tr>
+        <w:trPr>
+          <w:tblHeader w:val="true"/>
+        </w:trPr>
+        <w:tc>
+          <w:tcPr/>
+          <w:p>
+            <w:pPr>
+              <w:pStyle w:val="Compact"/>
+              <w:jc w:val="left"/>
+            </w:pPr>
+            <w:r>
+              <w:t xml:space="preserve">分支</w:t>
+            </w:r>
+          </w:p>
+        </w:tc>
+        <w:tc>
+          <w:tcPr/>
+          <w:p>
+            <w:pPr>
+              <w:pStyle w:val="Compact"/>
+              <w:jc w:val="left"/>
+            </w:pPr>
+            <w:r>
+              <w:t xml:space="preserve">它是什么</w:t>
+            </w:r>
+          </w:p>
+        </w:tc>
+        <w:tc>
+          <w:tcPr/>
+          <w:p>
+            <w:pPr>
+              <w:pStyle w:val="Compact"/>
+              <w:jc w:val="left"/>
+            </w:pPr>
+            <w:r>
+              <w:t xml:space="preserve">★ 差什么 ★</w:t>
+            </w:r>
+          </w:p>
+        </w:tc>
+        <w:tc>
+          <w:tcPr/>
+          <w:p>
+            <w:pPr>
+              <w:pStyle w:val="Compact"/>
+              <w:jc w:val="left"/>
+            </w:pPr>
+            <w:r>
+              <w:t xml:space="preserve">成本</w:t>
+            </w:r>
+          </w:p>
+        </w:tc>
+        <w:tc>
+          <w:tcPr/>
+          <w:p>
+            <w:pPr>
+              <w:pStyle w:val="Compact"/>
+              <w:jc w:val="left"/>
+            </w:pPr>
+            <w:r>
+              <w:t xml:space="preserve">★ 裁定 ★</w:t>
+            </w:r>
+          </w:p>
+        </w:tc>
+      </w:tr>
+      <w:tr>
+        <w:tc>
+          <w:tcPr/>
+          <w:p>
+            <w:pPr>
+              <w:pStyle w:val="Compact"/>
+              <w:jc w:val="left"/>
+            </w:pPr>
+            <w:r>
+              <w:t xml:space="preserve">★</w:t>
+            </w:r>
+            <w:r>
+              <w:t xml:space="preserve"> </w:t>
+            </w:r>
+            <w:r>
+              <w:rPr>
+                <w:rStyle w:val="VerbatimChar"/>
+                <w:bCs/>
+                <w:b/>
+              </w:rPr>
+              <w:t xml:space="preserve">exp/L1-2026-10-26-r2</w:t>
+            </w:r>
+            <w:r>
+              <w:t xml:space="preserve">（探针）</w:t>
+            </w:r>
+          </w:p>
+        </w:tc>
+        <w:tc>
+          <w:tcPr/>
+          <w:p>
+            <w:pPr>
+              <w:pStyle w:val="Compact"/>
+              <w:jc w:val="left"/>
+            </w:pPr>
+            <w:r>
+              <w:t xml:space="preserve">★ 注意力层</w:t>
+            </w:r>
+            <w:r>
+              <w:rPr>
+                <w:bCs/>
+                <w:b/>
+              </w:rPr>
+              <w:t xml:space="preserve">内部量第一次可测</w:t>
+            </w:r>
+            <w:r>
+              <w:t xml:space="preserve">、★ 对 H1–H7 给</w:t>
+            </w:r>
+            <w:r>
+              <w:rPr>
+                <w:bCs/>
+                <w:b/>
+              </w:rPr>
+              <w:t xml:space="preserve">机制侧相容性判断</w:t>
+            </w:r>
+            <w:r>
+              <w:t xml:space="preserve">（★</w:t>
+            </w:r>
+            <w:r>
+              <w:t xml:space="preserve"> </w:t>
+            </w:r>
+            <w:r>
+              <w:rPr>
+                <w:bCs/>
+                <w:b/>
+              </w:rPr>
+              <w:t xml:space="preserve">不判 H 成立与否</w:t>
+            </w:r>
+            <w:r>
+              <w:t xml:space="preserve"> </w:t>
+            </w:r>
+            <w:r>
+              <w:t xml:space="preserve">★）★★</w:t>
+            </w:r>
+          </w:p>
+        </w:tc>
+        <w:tc>
+          <w:tcPr/>
+          <w:p>
+            <w:pPr>
+              <w:pStyle w:val="Compact"/>
+              <w:jc w:val="left"/>
+            </w:pPr>
+            <w:r>
+              <w:t xml:space="preserve">★</w:t>
+            </w:r>
+            <w:r>
+              <w:t xml:space="preserve"> </w:t>
+            </w:r>
+            <w:r>
+              <w:rPr>
+                <w:bCs/>
+                <w:b/>
+              </w:rPr>
+              <w:t xml:space="preserve">0/54</w:t>
+            </w:r>
+            <w:r>
+              <w:t xml:space="preserve"> </w:t>
+            </w:r>
+            <w:r>
+              <w:t xml:space="preserve">读数 ｜★ 根因已定位到行 ｜★</w:t>
+            </w:r>
+            <w:r>
+              <w:t xml:space="preserve"> </w:t>
+            </w:r>
+            <w:r>
+              <w:rPr>
+                <w:bCs/>
+                <w:b/>
+              </w:rPr>
+              <w:t xml:space="preserve">修法那 1 行已在代码里</w:t>
+            </w:r>
+            <w:r>
+              <w:t xml:space="preserve">（★ 未跑过 ★）★</w:t>
+            </w:r>
+          </w:p>
+        </w:tc>
+        <w:tc>
+          <w:tcPr/>
+          <w:p>
+            <w:pPr>
+              <w:pStyle w:val="Compact"/>
+              <w:jc w:val="left"/>
+            </w:pPr>
+            <w:r>
+              <w:t xml:space="preserve">★ 装 torch ＋ 下 1.5 GB 权重（★</w:t>
+            </w:r>
+            <w:r>
+              <w:t xml:space="preserve"> </w:t>
+            </w:r>
+            <w:r>
+              <w:rPr>
+                <w:bCs/>
+                <w:b/>
+              </w:rPr>
+              <w:t xml:space="preserve">零 API</w:t>
+            </w:r>
+            <w:r>
+              <w:t xml:space="preserve"> </w:t>
+            </w:r>
+            <w:r>
+              <w:t xml:space="preserve">★）</w:t>
+            </w:r>
+          </w:p>
+        </w:tc>
+        <w:tc>
+          <w:tcPr/>
+          <w:p>
+            <w:pPr>
+              <w:pStyle w:val="Compact"/>
+              <w:jc w:val="left"/>
+            </w:pPr>
+            <w:r>
+              <w:t xml:space="preserve">★</w:t>
+            </w:r>
+            <w:r>
+              <w:t xml:space="preserve"> </w:t>
+            </w:r>
+            <w:r>
+              <w:rPr>
+                <w:bCs/>
+                <w:b/>
+              </w:rPr>
+              <w:t xml:space="preserve">★ 接这个 ★</w:t>
+            </w:r>
+            <w:r>
+              <w:t xml:space="preserve"> </w:t>
+            </w:r>
+            <w:r>
+              <w:t xml:space="preserve">★</w:t>
+            </w:r>
+          </w:p>
+        </w:tc>
+      </w:tr>
+      <w:tr>
+        <w:tc>
+          <w:tcPr/>
+          <w:p>
+            <w:pPr>
+              <w:pStyle w:val="Compact"/>
+              <w:jc w:val="left"/>
+            </w:pPr>
+            <w:r>
+              <w:rPr>
+                <w:rStyle w:val="VerbatimChar"/>
+              </w:rPr>
+              <w:t xml:space="preserve">exp/A-coord-2026-10-26</w:t>
+            </w:r>
+            <w:r>
+              <w:t xml:space="preserve">（②组）</w:t>
+            </w:r>
+          </w:p>
+        </w:tc>
+        <w:tc>
+          <w:tcPr/>
+          <w:p>
+            <w:pPr>
+              <w:pStyle w:val="Compact"/>
+              <w:jc w:val="left"/>
+            </w:pPr>
+            <w:r>
+              <w:t xml:space="preserve">T-A-03 / T-A-11 / T-A-08 三条</w:t>
+            </w:r>
+          </w:p>
+        </w:tc>
+        <w:tc>
+          <w:tcPr/>
+          <w:p>
+            <w:pPr>
+              <w:pStyle w:val="Compact"/>
+              <w:jc w:val="left"/>
+            </w:pPr>
+            <w:r>
+              <w:t xml:space="preserve">★</w:t>
+            </w:r>
+            <w:r>
+              <w:t xml:space="preserve"> </w:t>
+            </w:r>
+            <w:r>
+              <w:rPr>
+                <w:bCs/>
+                <w:b/>
+              </w:rPr>
+              <w:t xml:space="preserve">T-A-03 的目标读数本体不可达</w:t>
+            </w:r>
+            <w:r>
+              <w:t xml:space="preserve">（★ 三处查证 ★）⇒ ★</w:t>
+            </w:r>
+            <w:r>
+              <w:t xml:space="preserve"> </w:t>
+            </w:r>
+            <w:r>
+              <w:rPr>
+                <w:bCs/>
+                <w:b/>
+              </w:rPr>
+              <w:t xml:space="preserve">算不出 4 支口径下的 10.5×</w:t>
+            </w:r>
+            <w:r>
+              <w:t xml:space="preserve"> </w:t>
+            </w:r>
+            <w:r>
+              <w:t xml:space="preserve">｜★ T-A-11 料</w:t>
+            </w:r>
+            <w:r>
+              <w:rPr>
+                <w:bCs/>
+                <w:b/>
+              </w:rPr>
+              <w:t xml:space="preserve">已找到</w:t>
+            </w:r>
+            <w:r>
+              <w:t xml:space="preserve">（★ 在 drive、★ 零 API 可算 ★）｜★ T-A-08 未开始 ★</w:t>
+            </w:r>
+          </w:p>
+        </w:tc>
+        <w:tc>
+          <w:tcPr/>
+          <w:p>
+            <w:pPr>
+              <w:pStyle w:val="Compact"/>
+              <w:jc w:val="left"/>
+            </w:pPr>
+            <w:r>
+              <w:t xml:space="preserve">★ 纯计算、★ 但要先从 drive 捞包 ★</w:t>
+            </w:r>
+          </w:p>
+        </w:tc>
+        <w:tc>
+          <w:tcPr/>
+          <w:p>
+            <w:pPr>
+              <w:pStyle w:val="Compact"/>
+              <w:jc w:val="left"/>
+            </w:pPr>
+            <w:r>
+              <w:t xml:space="preserve">★</w:t>
+            </w:r>
+            <w:r>
+              <w:t xml:space="preserve"> </w:t>
+            </w:r>
+            <w:r>
+              <w:rPr>
+                <w:bCs/>
+                <w:b/>
+              </w:rPr>
+              <w:t xml:space="preserve">不接</w:t>
+            </w:r>
+            <w:r>
+              <w:t xml:space="preserve">（★ §3.6 ★）★★</w:t>
+            </w:r>
+          </w:p>
+        </w:tc>
+      </w:tr>
+      <w:tr>
+        <w:tc>
+          <w:tcPr/>
+          <w:p>
+            <w:pPr>
+              <w:pStyle w:val="Compact"/>
+              <w:jc w:val="left"/>
+            </w:pPr>
+            <w:r>
+              <w:rPr>
+                <w:rStyle w:val="VerbatimChar"/>
+              </w:rPr>
+              <w:t xml:space="preserve">exp/D-coord-2026-10-26</w:t>
+            </w:r>
+            <w:r>
+              <w:t xml:space="preserve">（④组）</w:t>
+            </w:r>
+          </w:p>
+        </w:tc>
+        <w:tc>
+          <w:tcPr/>
+          <w:p>
+            <w:pPr>
+              <w:pStyle w:val="Compact"/>
+              <w:jc w:val="left"/>
+            </w:pPr>
+            <w:r>
+              <w:t xml:space="preserve">T-D-03 外部锚点判决</w:t>
+            </w:r>
+          </w:p>
+        </w:tc>
+        <w:tc>
+          <w:tcPr/>
+          <w:p>
+            <w:pPr>
+              <w:pStyle w:val="Compact"/>
+              <w:jc w:val="left"/>
+            </w:pPr>
+            <w:r>
+              <w:t xml:space="preserve">★ 三条一手锚点</w:t>
+            </w:r>
+            <w:r>
+              <w:rPr>
+                <w:bCs/>
+                <w:b/>
+              </w:rPr>
+              <w:t xml:space="preserve">已核过原文</w:t>
+            </w:r>
+            <w:r>
+              <w:t xml:space="preserve">、★ 判决 json 与 raw 原文都在分支上 ｜★ 还差 ①</w:t>
+            </w:r>
+            <w:r>
+              <w:t xml:space="preserve"> </w:t>
+            </w:r>
+            <w:r>
+              <w:rPr>
+                <w:rStyle w:val="VerbatimChar"/>
+              </w:rPr>
+              <w:t xml:space="preserve">arXiv:2311.10054</w:t>
+            </w:r>
+            <w:r>
+              <w:t xml:space="preserve"> </w:t>
+            </w:r>
+            <w:r>
+              <w:t xml:space="preserve">未核 ②</w:t>
+            </w:r>
+            <w:r>
+              <w:t xml:space="preserve"> </w:t>
+            </w:r>
+            <w:r>
+              <w:rPr>
+                <w:rStyle w:val="VerbatimChar"/>
+              </w:rPr>
+              <w:t xml:space="preserve">2602.20408</w:t>
+            </w:r>
+            <w:r>
+              <w:t xml:space="preserve"> </w:t>
+            </w:r>
+            <w:r>
+              <w:t xml:space="preserve">已抓 HTML 未抽取 ★</w:t>
+            </w:r>
+          </w:p>
+        </w:tc>
+        <w:tc>
+          <w:tcPr/>
+          <w:p>
+            <w:pPr>
+              <w:pStyle w:val="Compact"/>
+              <w:jc w:val="left"/>
+            </w:pPr>
+            <w:r>
+              <w:t xml:space="preserve">★ 最轻</w:t>
+            </w:r>
+          </w:p>
+        </w:tc>
+        <w:tc>
+          <w:tcPr/>
+          <w:p>
+            <w:pPr>
+              <w:pStyle w:val="Compact"/>
+              <w:jc w:val="left"/>
+            </w:pPr>
+            <w:r>
+              <w:t xml:space="preserve">★</w:t>
+            </w:r>
+            <w:r>
+              <w:t xml:space="preserve"> </w:t>
+            </w:r>
+            <w:r>
+              <w:rPr>
+                <w:bCs/>
+                <w:b/>
+              </w:rPr>
+              <w:t xml:space="preserve">不接</w:t>
+            </w:r>
+            <w:r>
+              <w:t xml:space="preserve">（★ 纯收口、★</w:t>
+            </w:r>
+            <w:r>
+              <w:t xml:space="preserve"> </w:t>
+            </w:r>
+            <w:r>
+              <w:rPr>
+                <w:bCs/>
+                <w:b/>
+              </w:rPr>
+              <w:t xml:space="preserve">不改变路由</w:t>
+            </w:r>
+            <w:r>
+              <w:t xml:space="preserve"> </w:t>
+            </w:r>
+            <w:r>
+              <w:t xml:space="preserve">★）★★</w:t>
+            </w:r>
+          </w:p>
+        </w:tc>
+      </w:tr>
+    </w:tbl>
+    <w:bookmarkStart w:id="29" w:name="为什么接探针-三个理由"/>
+    <w:p>
+      <w:pPr>
+        <w:pStyle w:val="Heading3"/>
+      </w:pPr>
+      <w:r>
+        <w:t xml:space="preserve">3.5.1 · 为什么接探针（★ 三个理由 ★）</w:t>
+      </w:r>
+    </w:p>
+    <w:p>
+      <w:pPr>
+        <w:numPr>
+          <w:ilvl w:val="0"/>
+          <w:numId w:val="1002"/>
+        </w:numPr>
+        <w:pStyle w:val="Compact"/>
+      </w:pPr>
+      <w:r>
+        <w:t xml:space="preserve">★</w:t>
+      </w:r>
+      <w:r>
+        <w:t xml:space="preserve"> </w:t>
+      </w:r>
+      <w:r>
+        <w:rPr>
+          <w:bCs/>
+          <w:b/>
+        </w:rPr>
+        <w:t xml:space="preserve">它是三条里唯一产出【新机制证据】的</w:t>
+      </w:r>
+      <w:r>
+        <w:t xml:space="preserve"> </w:t>
+      </w:r>
+      <w:r>
+        <w:t xml:space="preserve">—— ★ 另两条是补旧读数与收口旧锚点、★</w:t>
+      </w:r>
+      <w:r>
+        <w:t xml:space="preserve"> </w:t>
+      </w:r>
+      <w:r>
+        <w:rPr>
+          <w:bCs/>
+          <w:b/>
+        </w:rPr>
+        <w:t xml:space="preserve">都在 X→A 层</w:t>
+      </w:r>
+      <w:r>
+        <w:t xml:space="preserve">、★ 按 §5 已降级为背景维护；★ 探针是</w:t>
+      </w:r>
+      <w:r>
+        <w:rPr>
+          <w:bCs/>
+          <w:b/>
+        </w:rPr>
+        <w:t xml:space="preserve">唯一触及模型内部</w:t>
+      </w:r>
+      <w:r>
+        <w:t xml:space="preserve">的一条 ★★</w:t>
+      </w:r>
+    </w:p>
+    <w:p>
+      <w:pPr>
+        <w:numPr>
+          <w:ilvl w:val="0"/>
+          <w:numId w:val="1002"/>
+        </w:numPr>
+        <w:pStyle w:val="Compact"/>
+      </w:pPr>
+      <w:r>
+        <w:t xml:space="preserve">★</w:t>
+      </w:r>
+      <w:r>
+        <w:t xml:space="preserve"> </w:t>
+      </w:r>
+      <w:r>
+        <w:rPr>
+          <w:bCs/>
+          <w:b/>
+        </w:rPr>
+        <w:t xml:space="preserve">它把「归因悬置」变成「相容 / 不相容」</w:t>
+      </w:r>
+      <w:r>
+        <w:t xml:space="preserve"> </w:t>
+      </w:r>
+      <w:r>
+        <w:t xml:space="preserve">—— ★ L1 篇原文明写「★ 本批不支持、★</w:t>
+      </w:r>
+      <w:r>
+        <w:t xml:space="preserve"> </w:t>
+      </w:r>
+      <w:r>
+        <w:rPr>
+          <w:bCs/>
+          <w:b/>
+        </w:rPr>
+        <w:t xml:space="preserve">也未否证</w:t>
+      </w:r>
+      <w:r>
+        <w:t xml:space="preserve"> </w:t>
+      </w:r>
+      <w:r>
+        <w:t xml:space="preserve">★」⇒ ★ 探针是</w:t>
+      </w:r>
+      <w:r>
+        <w:rPr>
+          <w:bCs/>
+          <w:b/>
+        </w:rPr>
+        <w:t xml:space="preserve">填空</w:t>
+      </w:r>
+      <w:r>
+        <w:t xml:space="preserve">、★ 不是重复劳动 ★★</w:t>
+      </w:r>
+    </w:p>
+    <w:p>
+      <w:pPr>
+        <w:numPr>
+          <w:ilvl w:val="0"/>
+          <w:numId w:val="1002"/>
+        </w:numPr>
+        <w:pStyle w:val="Compact"/>
+      </w:pPr>
+      <w:r>
+        <w:t xml:space="preserve">★</w:t>
+      </w:r>
+      <w:r>
+        <w:t xml:space="preserve"> </w:t>
+      </w:r>
+      <w:r>
+        <w:rPr>
+          <w:bCs/>
+          <w:b/>
+        </w:rPr>
+        <w:t xml:space="preserve">前人把设计决定全做完了</w:t>
+      </w:r>
+      <w:r>
+        <w:t xml:space="preserve"> </w:t>
+      </w:r>
+      <w:r>
+        <w:t xml:space="preserve">—— ★ 预注册定版、★ 代码写好、★ 模型 manifest 带 sha、★ 根因定位到行、★ 留了明确交接口令（★「★ 先在第 0 批验那一行、★ 别一次铺 9 批 ★」）★ ⇒ ★</w:t>
+      </w:r>
+      <w:r>
+        <w:t xml:space="preserve"> </w:t>
+      </w:r>
+      <w:r>
+        <w:rPr>
+          <w:bCs/>
+          <w:b/>
+        </w:rPr>
+        <w:t xml:space="preserve">接手人不需要重做任何设计决定</w:t>
+      </w:r>
+      <w:r>
+        <w:t xml:space="preserve"> </w:t>
+      </w:r>
+      <w:r>
+        <w:t xml:space="preserve">★★</w:t>
+      </w:r>
+    </w:p>
+    <w:bookmarkEnd w:id="29"/>
+    <w:bookmarkStart w:id="30" w:name="两条必须写清的限定-别把它当硬证据"/>
+    <w:p>
+      <w:pPr>
+        <w:pStyle w:val="Heading3"/>
+      </w:pPr>
+      <w:r>
+        <w:t xml:space="preserve">3.5.2 · ★ 两条必须写清的限定（★ 别把它当硬证据 ★）</w:t>
+      </w:r>
+    </w:p>
+    <w:p>
+      <w:pPr>
+        <w:numPr>
+          <w:ilvl w:val="0"/>
+          <w:numId w:val="1003"/>
+        </w:numPr>
+        <w:pStyle w:val="Compact"/>
+      </w:pPr>
+      <w:r>
+        <w:t xml:space="preserve">★</w:t>
+      </w:r>
+      <w:r>
+        <w:t xml:space="preserve"> </w:t>
+      </w:r>
+      <w:r>
+        <w:rPr>
+          <w:bCs/>
+          <w:b/>
+        </w:rPr>
+        <w:t xml:space="preserve">它测的是</w:t>
+      </w:r>
+      <w:r>
+        <w:rPr>
+          <w:bCs/>
+          <w:b/>
+        </w:rPr>
+        <w:t xml:space="preserve"> </w:t>
+      </w:r>
+      <w:r>
+        <w:rPr>
+          <w:rStyle w:val="VerbatimChar"/>
+          <w:bCs/>
+          <w:b/>
+        </w:rPr>
+        <w:t xml:space="preserve">Qwen3-0.6B</w:t>
+      </w:r>
+      <w:r>
+        <w:rPr>
+          <w:bCs/>
+          <w:b/>
+        </w:rPr>
+        <w:t xml:space="preserve">（★ 本地开放权重 ★）、★ 不是主线的</w:t>
+      </w:r>
+      <w:r>
+        <w:rPr>
+          <w:bCs/>
+          <w:b/>
+        </w:rPr>
+        <w:t xml:space="preserve"> </w:t>
+      </w:r>
+      <w:r>
+        <w:rPr>
+          <w:rStyle w:val="VerbatimChar"/>
+          <w:bCs/>
+          <w:b/>
+        </w:rPr>
+        <w:t xml:space="preserve">MiniMax-M3</w:t>
+      </w:r>
+      <w:r>
+        <w:rPr>
+          <w:bCs/>
+          <w:b/>
+        </w:rPr>
+        <w:t xml:space="preserve">（★ 托管 API ★）★★ ⇒ ★ 预注册明写「★</w:t>
+      </w:r>
+      <w:r>
+        <w:rPr>
+          <w:bCs/>
+          <w:b/>
+        </w:rPr>
+        <w:t xml:space="preserve"> </w:t>
+      </w:r>
+      <w:r>
+        <w:t xml:space="preserve">不与既有 MiniMax-M3 读数合并、★ 不相减</w:t>
+      </w:r>
+      <w:r>
+        <w:rPr>
+          <w:bCs/>
+          <w:b/>
+        </w:rPr>
+        <w:t xml:space="preserve">（★ 跨模型不可合并 ★）」⇒ ★</w:t>
+      </w:r>
+      <w:r>
+        <w:rPr>
+          <w:bCs/>
+          <w:b/>
+        </w:rPr>
+        <w:t xml:space="preserve"> </w:t>
+      </w:r>
+      <w:r>
+        <w:t xml:space="preserve">它给的机制侧相容性、★ 搬不到主模型上** ★ ⇒ ★</w:t>
+      </w:r>
+      <w:r>
+        <w:t xml:space="preserve"> </w:t>
+      </w:r>
+      <w:r>
+        <w:rPr>
+          <w:bCs/>
+          <w:b/>
+        </w:rPr>
+        <w:t xml:space="preserve">它是「填空 ＋ 旁证」、★ 不是 D1 的硬前置</w:t>
+      </w:r>
+      <w:r>
+        <w:t xml:space="preserve"> </w:t>
+      </w:r>
+      <w:r>
+        <w:t xml:space="preserve">★★★</w:t>
+      </w:r>
+    </w:p>
+    <w:p>
+      <w:pPr>
+        <w:numPr>
+          <w:ilvl w:val="0"/>
+          <w:numId w:val="1003"/>
+        </w:numPr>
+        <w:pStyle w:val="Compact"/>
+      </w:pPr>
+      <w:r>
+        <w:t xml:space="preserve">★</w:t>
+      </w:r>
+      <w:r>
+        <w:t xml:space="preserve"> </w:t>
+      </w:r>
+      <w:r>
+        <w:rPr>
+          <w:bCs/>
+          <w:b/>
+        </w:rPr>
+        <w:t xml:space="preserve">它可能全判「不可分辨」</w:t>
+      </w:r>
+      <w:r>
+        <w:t xml:space="preserve"> </w:t>
+      </w:r>
+      <w:r>
+        <w:t xml:space="preserve">—— ★ 那本身是</w:t>
+      </w:r>
+      <w:r>
+        <w:rPr>
+          <w:bCs/>
+          <w:b/>
+        </w:rPr>
+        <w:t xml:space="preserve">路由信息</w:t>
+      </w:r>
+      <w:r>
+        <w:t xml:space="preserve">（★「★ 注意力闭合这条没被排除掉 ★」）★★</w:t>
+      </w:r>
+    </w:p>
+    <w:p>
+      <w:r>
+        <w:pict>
+          <v:rect style="width:0;height:1.5pt" o:hralign="center" o:hrstd="t" o:hr="t"/>
+        </w:pict>
+      </w:r>
+    </w:p>
+    <w:bookmarkEnd w:id="30"/>
+    <w:bookmarkEnd w:id="31"/>
+    <w:bookmarkStart w:id="32" w:name="a-coord-为什么不接-但它翻出了一件比三条读数更值钱的事"/>
+    <w:p>
+      <w:pPr>
+        <w:pStyle w:val="Heading2"/>
+      </w:pPr>
+      <w:r>
+        <w:t xml:space="preserve">3.6 · ★ A-coord 为什么不接、★ 但它翻出了一件比三条读数更值钱的事 ★</w:t>
+      </w:r>
+    </w:p>
+    <w:p>
+      <w:pPr>
+        <w:pStyle w:val="FirstParagraph"/>
+      </w:pPr>
+      <w:r>
+        <w:t xml:space="preserve">★</w:t>
+      </w:r>
+      <w:r>
+        <w:t xml:space="preserve"> </w:t>
+      </w:r>
+      <w:r>
+        <w:rPr>
+          <w:bCs/>
+          <w:b/>
+        </w:rPr>
+        <w:t xml:space="preserve">T-A-03 算不出目标读数</w:t>
+      </w:r>
+      <w:r>
+        <w:t xml:space="preserve">：★ 目标（4 支口径下的 10.5×）依赖法律域 944 条的</w:t>
+      </w:r>
+      <w:r>
+        <w:rPr>
+          <w:bCs/>
+          <w:b/>
+        </w:rPr>
+        <w:t xml:space="preserve">逐条判决</w:t>
+      </w:r>
+      <w:r>
+        <w:t xml:space="preserve">、★ 而那三件（★</w:t>
+      </w:r>
+      <w:r>
+        <w:t xml:space="preserve"> </w:t>
+      </w:r>
+      <w:r>
+        <w:rPr>
+          <w:rStyle w:val="VerbatimChar"/>
+        </w:rPr>
+        <w:t xml:space="preserve">claims.json</w:t>
+      </w:r>
+      <w:r>
+        <w:t xml:space="preserve"> </w:t>
+      </w:r>
+      <w:r>
+        <w:t xml:space="preserve">/</w:t>
+      </w:r>
+      <w:r>
+        <w:t xml:space="preserve"> </w:t>
+      </w:r>
+      <w:r>
+        <w:rPr>
+          <w:rStyle w:val="VerbatimChar"/>
+        </w:rPr>
+        <w:t xml:space="preserve">texts.json</w:t>
+      </w:r>
+      <w:r>
+        <w:t xml:space="preserve"> </w:t>
+      </w:r>
+      <w:r>
+        <w:t xml:space="preserve">/</w:t>
+      </w:r>
+      <w:r>
+        <w:t xml:space="preserve"> </w:t>
+      </w:r>
+      <w:r>
+        <w:rPr>
+          <w:rStyle w:val="VerbatimChar"/>
+        </w:rPr>
+        <w:t xml:space="preserve">verdicts_v4_full.json</w:t>
+      </w:r>
+      <w:r>
+        <w:t xml:space="preserve"> </w:t>
+      </w:r>
+      <w:r>
+        <w:t xml:space="preserve">★）</w:t>
+      </w:r>
+      <w:r>
+        <w:rPr>
+          <w:bCs/>
+          <w:b/>
+        </w:rPr>
+        <w:t xml:space="preserve">三处查证 = 不可达</w:t>
+      </w:r>
+      <w:r>
+        <w:t xml:space="preserve"> </w:t>
+      </w:r>
+      <w:r>
+        <w:t xml:space="preserve">⇒ ★ 替代数据（★ drive 里的</w:t>
+      </w:r>
+      <w:r>
+        <w:t xml:space="preserve"> </w:t>
+      </w:r>
+      <w:r>
+        <w:rPr>
+          <w:rStyle w:val="VerbatimChar"/>
+        </w:rPr>
+        <w:t xml:space="preserve">analysis.json</w:t>
+      </w:r>
+      <w:r>
+        <w:t xml:space="preserve"> </w:t>
+      </w:r>
+      <w:r>
+        <w:t xml:space="preserve">★）</w:t>
+      </w:r>
+      <w:r>
+        <w:rPr>
+          <w:bCs/>
+          <w:b/>
+        </w:rPr>
+        <w:t xml:space="preserve">「★ 可重算、★ 但不是法律域 944 那批 ★」</w:t>
+      </w:r>
+      <w:r>
+        <w:t xml:space="preserve"> </w:t>
+      </w:r>
+      <w:r>
+        <w:t xml:space="preserve">⇒ ★ 用它算出来的是</w:t>
+      </w:r>
+      <w:r>
+        <w:rPr>
+          <w:bCs/>
+          <w:b/>
+        </w:rPr>
+        <w:t xml:space="preserve">另一个量</w:t>
+      </w:r>
+      <w:r>
+        <w:t xml:space="preserve">、★ 按纪律只能降级为「★ 事后校准 ★」★</w:t>
+      </w:r>
+    </w:p>
+    <w:p>
+      <w:pPr>
+        <w:pStyle w:val="BodyText"/>
+      </w:pPr>
+      <w:r>
+        <w:t xml:space="preserve">★★</w:t>
+      </w:r>
+      <w:r>
+        <w:t xml:space="preserve"> </w:t>
+      </w:r>
+      <w:r>
+        <w:rPr>
+          <w:bCs/>
+          <w:b/>
+        </w:rPr>
+        <w:t xml:space="preserve">★★ 但 ②替补的材料台账里翻出了一条比三条读数都重要的东西（★ 必须单独处理 ★）★★</w:t>
+      </w:r>
+    </w:p>
+    <w:p>
+      <w:pPr>
+        <w:pStyle w:val="BlockText"/>
+      </w:pPr>
+      <w:r>
+        <w:t xml:space="preserve">★</w:t>
+      </w:r>
+      <w:r>
+        <w:t xml:space="preserve"> </w:t>
+      </w:r>
+      <w:r>
+        <w:rPr>
+          <w:bCs/>
+          <w:b/>
+        </w:rPr>
+        <w:t xml:space="preserve">两份文档对同一批 944 条断言给出的矛盾率/支持率互不相同</w:t>
+      </w:r>
+      <w:r>
+        <w:t xml:space="preserve">（★ 已定位到具体文档与行 ★）：</w:t>
+      </w:r>
+      <w:r>
+        <w:t xml:space="preserve"> </w:t>
+      </w:r>
+      <w:r>
+        <w:t xml:space="preserve">★</w:t>
+      </w:r>
+      <w:r>
+        <w:t xml:space="preserve"> </w:t>
+      </w:r>
+      <w:r>
+        <w:rPr>
+          <w:rStyle w:val="VerbatimChar"/>
+        </w:rPr>
+        <w:t xml:space="preserve">CORRECTION-2026-10-18-breadth.md</w:t>
+      </w:r>
+      <w:r>
+        <w:t xml:space="preserve">：★ direct</w:t>
+      </w:r>
+      <w:r>
+        <w:t xml:space="preserve"> </w:t>
+      </w:r>
+      <w:r>
+        <w:rPr>
+          <w:bCs/>
+          <w:b/>
+        </w:rPr>
+        <w:t xml:space="preserve">0.0%</w:t>
+      </w:r>
+      <w:r>
+        <w:t xml:space="preserve">／63.0%｜dual_fuse</w:t>
+      </w:r>
+      <w:r>
+        <w:t xml:space="preserve"> </w:t>
+      </w:r>
+      <w:r>
+        <w:rPr>
+          <w:bCs/>
+          <w:b/>
+        </w:rPr>
+        <w:t xml:space="preserve">6.0%</w:t>
+      </w:r>
+      <w:r>
+        <w:t xml:space="preserve">／54.0%｜dual_select</w:t>
+      </w:r>
+      <w:r>
+        <w:t xml:space="preserve"> </w:t>
+      </w:r>
+      <w:r>
+        <w:rPr>
+          <w:bCs/>
+          <w:b/>
+        </w:rPr>
+        <w:t xml:space="preserve">0.0%</w:t>
+      </w:r>
+      <w:r>
+        <w:t xml:space="preserve">／58.6% ★</w:t>
+      </w:r>
+      <w:r>
+        <w:t xml:space="preserve"> </w:t>
+      </w:r>
+      <w:r>
+        <w:t xml:space="preserve">★</w:t>
+      </w:r>
+      <w:r>
+        <w:t xml:space="preserve"> </w:t>
+      </w:r>
+      <w:r>
+        <w:rPr>
+          <w:rStyle w:val="VerbatimChar"/>
+        </w:rPr>
+        <w:t xml:space="preserve">REPORT-DRILL-2026-10-18.md</w:t>
+      </w:r>
+      <w:r>
+        <w:t xml:space="preserve"> </w:t>
+      </w:r>
+      <w:r>
+        <w:t xml:space="preserve">§4.1/§4c：★ direct</w:t>
+      </w:r>
+      <w:r>
+        <w:t xml:space="preserve"> </w:t>
+      </w:r>
+      <w:r>
+        <w:rPr>
+          <w:bCs/>
+          <w:b/>
+        </w:rPr>
+        <w:t xml:space="preserve">0.4%</w:t>
+      </w:r>
+      <w:r>
+        <w:t xml:space="preserve">／41.1%｜dual_fuse</w:t>
+      </w:r>
+      <w:r>
+        <w:t xml:space="preserve"> </w:t>
+      </w:r>
+      <w:r>
+        <w:rPr>
+          <w:bCs/>
+          <w:b/>
+        </w:rPr>
+        <w:t xml:space="preserve">4.2%</w:t>
+      </w:r>
+      <w:r>
+        <w:t xml:space="preserve">／31.7%｜dual_select</w:t>
+      </w:r>
+      <w:r>
+        <w:t xml:space="preserve"> </w:t>
+      </w:r>
+      <w:r>
+        <w:rPr>
+          <w:bCs/>
+          <w:b/>
+        </w:rPr>
+        <w:t xml:space="preserve">1.6%</w:t>
+      </w:r>
+      <w:r>
+        <w:t xml:space="preserve">／43.4% ★</w:t>
+      </w:r>
+      <w:r>
+        <w:t xml:space="preserve"> </w:t>
+      </w:r>
+      <w:r>
+        <w:t xml:space="preserve">⇒ ★</w:t>
+      </w:r>
+      <w:r>
+        <w:t xml:space="preserve"> </w:t>
+      </w:r>
+      <w:r>
+        <w:rPr>
+          <w:bCs/>
+          <w:b/>
+        </w:rPr>
+        <w:t xml:space="preserve">A 篇 §5 R2 的「全量数据臂间对比」与 §5 R4 的宽度读数取自两次不同的测量</w:t>
+      </w:r>
+      <w:r>
+        <w:t xml:space="preserve"> </w:t>
+      </w:r>
+      <w:r>
+        <w:t xml:space="preserve">★</w:t>
+      </w:r>
+    </w:p>
+    <w:p>
+      <w:pPr>
+        <w:pStyle w:val="FirstParagraph"/>
+      </w:pPr>
+      <w:r>
+        <w:t xml:space="preserve">★ ⇒ ★</w:t>
+      </w:r>
+      <w:r>
+        <w:t xml:space="preserve"> </w:t>
+      </w:r>
+      <w:r>
+        <w:rPr>
+          <w:bCs/>
+          <w:b/>
+        </w:rPr>
+        <w:t xml:space="preserve">方向性结论不受影响</w:t>
+      </w:r>
+      <w:r>
+        <w:t xml:space="preserve">（★ 两套下「★ 融合门错误率最高 ★」都成立 ★）★ ⇒ ★</w:t>
+      </w:r>
+      <w:r>
+        <w:t xml:space="preserve"> </w:t>
+      </w:r>
+      <w:r>
+        <w:rPr>
+          <w:bCs/>
+          <w:b/>
+        </w:rPr>
+        <w:t xml:space="preserve">但绝对值与 10.5× 是其中一套的</w:t>
+      </w:r>
+      <w:r>
+        <w:t xml:space="preserve"> </w:t>
+      </w:r>
+      <w:r>
+        <w:t xml:space="preserve">★★</w:t>
+      </w:r>
+    </w:p>
+    <w:p>
+      <w:pPr>
+        <w:pStyle w:val="BodyText"/>
+      </w:pPr>
+      <w:r>
+        <w:t xml:space="preserve">★ ⇒ ★</w:t>
+      </w:r>
+      <w:r>
+        <w:t xml:space="preserve"> </w:t>
+      </w:r>
+      <w:r>
+        <w:rPr>
+          <w:bCs/>
+          <w:b/>
+        </w:rPr>
+        <w:t xml:space="preserve">这属于新总纲第二优先级「★ 保护证据链：★ 明确哪些结论尚不成立 ★」★、★ 且它不需要接管任何分支就能处理</w:t>
+      </w:r>
+      <w:r>
+        <w:t xml:space="preserve"> </w:t>
+      </w:r>
+      <w:r>
+        <w:t xml:space="preserve">⇒ ★</w:t>
+      </w:r>
+      <w:r>
+        <w:t xml:space="preserve"> </w:t>
+      </w:r>
+      <w:r>
+        <w:rPr>
+          <w:bCs/>
+          <w:b/>
+        </w:rPr>
+        <w:t xml:space="preserve">★ 它排在三个分支之前 ★★</w:t>
+      </w:r>
+    </w:p>
+    <w:p>
+      <w:r>
+        <w:pict>
+          <v:rect style="width:0;height:1.5pt" o:hralign="center" o:hrstd="t" o:hr="t"/>
+        </w:pict>
       </w:r>
     </w:p>
     <w:p>
@@ -4669,8 +5992,8 @@
         </w:pict>
       </w:r>
     </w:p>
-    <w:bookmarkEnd w:id="29"/>
-    <w:bookmarkStart w:id="30" w:name="与派活总则的方向冲突-需要你拍板"/>
+    <w:bookmarkEnd w:id="32"/>
+    <w:bookmarkStart w:id="33" w:name="与派活总则的方向冲突-需要你拍板"/>
     <w:p>
       <w:pPr>
         <w:pStyle w:val="Heading2"/>
@@ -5390,8 +6713,8 @@
         </w:pict>
       </w:r>
     </w:p>
-    <w:bookmarkEnd w:id="30"/>
-    <w:bookmarkStart w:id="31" w:name="已有资产里不可重造的清单-别再花时间"/>
+    <w:bookmarkEnd w:id="33"/>
+    <w:bookmarkStart w:id="34" w:name="已有资产里不可重造的清单-别再花时间"/>
     <w:p>
       <w:pPr>
         <w:pStyle w:val="Heading2"/>
@@ -5856,6 +7179,141 @@
           </w:p>
         </w:tc>
       </w:tr>
+      <w:tr>
+        <w:tc>
+          <w:tcPr/>
+          <w:p>
+            <w:pPr>
+              <w:pStyle w:val="Compact"/>
+              <w:jc w:val="left"/>
+            </w:pPr>
+            <w:r>
+              <w:t xml:space="preserve">★</w:t>
+            </w:r>
+            <w:r>
+              <w:t xml:space="preserve"> </w:t>
+            </w:r>
+            <w:r>
+              <w:rPr>
+                <w:bCs/>
+                <w:b/>
+              </w:rPr>
+              <w:t xml:space="preserve">A 篇 §5 R2/R4 的口径混用</w:t>
+            </w:r>
+            <w:r>
+              <w:t xml:space="preserve"> </w:t>
+            </w:r>
+            <w:r>
+              <w:t xml:space="preserve">★</w:t>
+            </w:r>
+          </w:p>
+        </w:tc>
+        <w:tc>
+          <w:tcPr/>
+          <w:p>
+            <w:pPr>
+              <w:pStyle w:val="Compact"/>
+              <w:jc w:val="left"/>
+            </w:pPr>
+            <w:r>
+              <w:rPr>
+                <w:rStyle w:val="VerbatimChar"/>
+              </w:rPr>
+              <w:t xml:space="preserve">papers/02_A_…稿.md</w:t>
+            </w:r>
+            <w:r>
+              <w:t xml:space="preserve"> </w:t>
+            </w:r>
+            <w:r>
+              <w:t xml:space="preserve">§5 R2/R4 ｜★ 源：</w:t>
+            </w:r>
+            <w:r>
+              <w:rPr>
+                <w:rStyle w:val="VerbatimChar"/>
+              </w:rPr>
+              <w:t xml:space="preserve">来源与底稿/第二组_源文件/docs/CORRECTION-2026-10-18-breadth.md</w:t>
+            </w:r>
+            <w:r>
+              <w:t xml:space="preserve"> </w:t>
+            </w:r>
+            <w:r>
+              <w:t xml:space="preserve">＋</w:t>
+            </w:r>
+            <w:r>
+              <w:t xml:space="preserve"> </w:t>
+            </w:r>
+            <w:r>
+              <w:rPr>
+                <w:rStyle w:val="VerbatimChar"/>
+              </w:rPr>
+              <w:t xml:space="preserve">REPORT-DRILL-2026-10-18.md</w:t>
+            </w:r>
+            <w:r>
+              <w:t xml:space="preserve"> </w:t>
+            </w:r>
+            <w:r>
+              <w:t xml:space="preserve">§4.1/§4c ★</w:t>
+            </w:r>
+          </w:p>
+        </w:tc>
+        <w:tc>
+          <w:tcPr/>
+          <w:p>
+            <w:pPr>
+              <w:pStyle w:val="Compact"/>
+              <w:jc w:val="left"/>
+            </w:pPr>
+            <w:r>
+              <w:t xml:space="preserve">★</w:t>
+            </w:r>
+            <w:r>
+              <w:t xml:space="preserve"> </w:t>
+            </w:r>
+            <w:r>
+              <w:rPr>
+                <w:bCs/>
+                <w:b/>
+              </w:rPr>
+              <w:t xml:space="preserve">同一批 944 条断言有两套读数</w:t>
+            </w:r>
+            <w:r>
+              <w:t xml:space="preserve">（★ §3.6 ★）｜★ 方向不变、★</w:t>
+            </w:r>
+            <w:r>
+              <w:t xml:space="preserve"> </w:t>
+            </w:r>
+            <w:r>
+              <w:rPr>
+                <w:bCs/>
+                <w:b/>
+              </w:rPr>
+              <w:t xml:space="preserve">绝对值与 10.5× 待固化</w:t>
+            </w:r>
+            <w:r>
+              <w:t xml:space="preserve"> </w:t>
+            </w:r>
+            <w:r>
+              <w:t xml:space="preserve">★★ ——★</w:t>
+            </w:r>
+            <w:r>
+              <w:t xml:space="preserve"> </w:t>
+            </w:r>
+            <w:r>
+              <w:rPr>
+                <w:bCs/>
+                <w:b/>
+              </w:rPr>
+              <w:t xml:space="preserve">裁决时两套原值都要留、★ 不能只留一套</w:t>
+            </w:r>
+            <w:r>
+              <w:t xml:space="preserve"> </w:t>
+            </w:r>
+            <w:r>
+              <w:t xml:space="preserve">★★</w:t>
+            </w:r>
+          </w:p>
+        </w:tc>
+      </w:tr>
     </w:tbl>
     <w:p>
       <w:r>
@@ -5864,8 +7322,8 @@
         </w:pict>
       </w:r>
     </w:p>
-    <w:bookmarkEnd w:id="31"/>
-    <w:bookmarkStart w:id="32" w:name="需要你拍板的三件事"/>
+    <w:bookmarkEnd w:id="34"/>
+    <w:bookmarkStart w:id="35" w:name="需要你拍板的三件事"/>
     <w:p>
       <w:pPr>
         <w:pStyle w:val="Heading2"/>
@@ -6247,8 +7705,8 @@
         </w:pict>
       </w:r>
     </w:p>
-    <w:bookmarkEnd w:id="32"/>
-    <w:bookmarkStart w:id="33" w:name="我接下来做什么-不用你回-直接做"/>
+    <w:bookmarkEnd w:id="35"/>
+    <w:bookmarkStart w:id="36" w:name="我接下来做什么-不用你回-直接做"/>
     <w:p>
       <w:pPr>
         <w:pStyle w:val="Heading2"/>
@@ -6595,6 +8053,214 @@
               <w:jc w:val="left"/>
             </w:pPr>
             <w:r>
+              <w:t xml:space="preserve">★</w:t>
+            </w:r>
+            <w:r>
+              <w:t xml:space="preserve"> </w:t>
+            </w:r>
+            <w:r>
+              <w:rPr>
+                <w:bCs/>
+                <w:b/>
+              </w:rPr>
+              <w:t xml:space="preserve">接管</w:t>
+            </w:r>
+            <w:r>
+              <w:rPr>
+                <w:bCs/>
+                <w:b/>
+              </w:rPr>
+              <w:t xml:space="preserve"> </w:t>
+            </w:r>
+            <w:r>
+              <w:rPr>
+                <w:rStyle w:val="VerbatimChar"/>
+                <w:bCs/>
+                <w:b/>
+              </w:rPr>
+              <w:t xml:space="preserve">exp/L1-2026-10-26-r2</w:t>
+            </w:r>
+            <w:r>
+              <w:rPr>
+                <w:bCs/>
+                <w:b/>
+              </w:rPr>
+              <w:t xml:space="preserve">（探针）</w:t>
+            </w:r>
+            <w:r>
+              <w:t xml:space="preserve">：★ 核权重 sha → ★</w:t>
+            </w:r>
+            <w:r>
+              <w:t xml:space="preserve"> </w:t>
+            </w:r>
+            <w:r>
+              <w:rPr>
+                <w:bCs/>
+                <w:b/>
+              </w:rPr>
+              <w:t xml:space="preserve">先在第 0 批验那 1 行 dtype 修法</w:t>
+            </w:r>
+            <w:r>
+              <w:t xml:space="preserve"> </w:t>
+            </w:r>
+            <w:r>
+              <w:t xml:space="preserve">→ ★ 再铺 9 批 54 单元 → ★</w:t>
+            </w:r>
+            <w:r>
+              <w:t xml:space="preserve"> </w:t>
+            </w:r>
+            <w:r>
+              <w:rPr>
+                <w:rStyle w:val="VerbatimChar"/>
+              </w:rPr>
+              <w:t xml:space="preserve">04_analyze.py</w:t>
+            </w:r>
+            <w:r>
+              <w:t xml:space="preserve"> </w:t>
+            </w:r>
+            <w:r>
+              <w:t xml:space="preserve">出 θ₀ 与逐条判决 ★★</w:t>
+            </w:r>
+          </w:p>
+        </w:tc>
+        <w:tc>
+          <w:tcPr/>
+          <w:p>
+            <w:pPr>
+              <w:pStyle w:val="Compact"/>
+              <w:jc w:val="left"/>
+            </w:pPr>
+            <w:r>
+              <w:t xml:space="preserve">★ 零 API（★ 装 torch ＋ 1.5 GB 权重 ★）</w:t>
+            </w:r>
+          </w:p>
+        </w:tc>
+        <w:tc>
+          <w:tcPr/>
+          <w:p>
+            <w:pPr>
+              <w:pStyle w:val="Compact"/>
+              <w:jc w:val="left"/>
+            </w:pPr>
+            <w:r>
+              <w:t xml:space="preserve">★</w:t>
+            </w:r>
+            <w:r>
+              <w:t xml:space="preserve"> </w:t>
+            </w:r>
+            <w:r>
+              <w:rPr>
+                <w:bCs/>
+                <w:b/>
+              </w:rPr>
+              <w:t xml:space="preserve">注意力层内部量第一次可测</w:t>
+            </w:r>
+            <w:r>
+              <w:t xml:space="preserve"> </w:t>
+            </w:r>
+            <w:r>
+              <w:t xml:space="preserve">＋ ★ H1–H7 的机制侧相容性判断 ★★</w:t>
+            </w:r>
+          </w:p>
+        </w:tc>
+      </w:tr>
+      <w:tr>
+        <w:tc>
+          <w:tcPr/>
+          <w:p>
+            <w:pPr>
+              <w:pStyle w:val="Compact"/>
+              <w:jc w:val="left"/>
+            </w:pPr>
+            <w:r>
+              <w:t xml:space="preserve">5</w:t>
+            </w:r>
+          </w:p>
+        </w:tc>
+        <w:tc>
+          <w:tcPr/>
+          <w:p>
+            <w:pPr>
+              <w:pStyle w:val="Compact"/>
+              <w:jc w:val="left"/>
+            </w:pPr>
+            <w:r>
+              <w:t xml:space="preserve">★</w:t>
+            </w:r>
+            <w:r>
+              <w:t xml:space="preserve"> </w:t>
+            </w:r>
+            <w:r>
+              <w:rPr>
+                <w:bCs/>
+                <w:b/>
+              </w:rPr>
+              <w:t xml:space="preserve">单独处理「A 篇 §5 R2/R4 口径混用」</w:t>
+            </w:r>
+            <w:r>
+              <w:t xml:space="preserve">（★ §3.6 ★）——★ 它不需要接任何分支、★ 且</w:t>
+            </w:r>
+            <w:r>
+              <w:rPr>
+                <w:bCs/>
+                <w:b/>
+              </w:rPr>
+              <w:t xml:space="preserve">排在三个分支之前</w:t>
+            </w:r>
+            <w:r>
+              <w:t xml:space="preserve"> </w:t>
+            </w:r>
+            <w:r>
+              <w:t xml:space="preserve">★★</w:t>
+            </w:r>
+          </w:p>
+        </w:tc>
+        <w:tc>
+          <w:tcPr/>
+          <w:p>
+            <w:pPr>
+              <w:pStyle w:val="Compact"/>
+              <w:jc w:val="left"/>
+            </w:pPr>
+            <w:r>
+              <w:t xml:space="preserve">¥0</w:t>
+            </w:r>
+          </w:p>
+        </w:tc>
+        <w:tc>
+          <w:tcPr/>
+          <w:p>
+            <w:pPr>
+              <w:pStyle w:val="Compact"/>
+              <w:jc w:val="left"/>
+            </w:pPr>
+            <w:r>
+              <w:t xml:space="preserve">★ 两套读数的并排对照 ＋ ★ 该改哪一句的裁决建议 ★★</w:t>
+            </w:r>
+          </w:p>
+        </w:tc>
+      </w:tr>
+      <w:tr>
+        <w:tc>
+          <w:tcPr/>
+          <w:p>
+            <w:pPr>
+              <w:pStyle w:val="Compact"/>
+              <w:jc w:val="left"/>
+            </w:pPr>
+            <w:r>
+              <w:t xml:space="preserve">6</w:t>
+            </w:r>
+          </w:p>
+        </w:tc>
+        <w:tc>
+          <w:tcPr/>
+          <w:p>
+            <w:pPr>
+              <w:pStyle w:val="Compact"/>
+              <w:jc w:val="left"/>
+            </w:pPr>
+            <w:r>
               <w:t xml:space="preserve">★ 把裁决书与接管包交给你审（★</w:t>
             </w:r>
             <w:r>
@@ -6737,8 +8403,8 @@
         </w:pict>
       </w:r>
     </w:p>
-    <w:bookmarkEnd w:id="33"/>
-    <w:bookmarkStart w:id="34" w:name="诚实清单"/>
+    <w:bookmarkEnd w:id="36"/>
+    <w:bookmarkStart w:id="37" w:name="诚实清单"/>
     <w:p>
       <w:pPr>
         <w:pStyle w:val="Heading2"/>
@@ -6751,7 +8417,7 @@
       <w:pPr>
         <w:numPr>
           <w:ilvl w:val="0"/>
-          <w:numId w:val="1002"/>
+          <w:numId w:val="1004"/>
         </w:numPr>
         <w:pStyle w:val="Compact"/>
       </w:pPr>
@@ -6805,7 +8471,7 @@
       <w:pPr>
         <w:numPr>
           <w:ilvl w:val="0"/>
-          <w:numId w:val="1002"/>
+          <w:numId w:val="1004"/>
         </w:numPr>
         <w:pStyle w:val="Compact"/>
       </w:pPr>
@@ -6840,7 +8506,7 @@
       <w:pPr>
         <w:numPr>
           <w:ilvl w:val="0"/>
-          <w:numId w:val="1002"/>
+          <w:numId w:val="1004"/>
         </w:numPr>
         <w:pStyle w:val="Compact"/>
       </w:pPr>
@@ -6896,7 +8562,7 @@
       <w:pPr>
         <w:numPr>
           <w:ilvl w:val="0"/>
-          <w:numId w:val="1002"/>
+          <w:numId w:val="1004"/>
         </w:numPr>
         <w:pStyle w:val="Compact"/>
       </w:pPr>
@@ -6921,7 +8587,7 @@
       <w:pPr>
         <w:numPr>
           <w:ilvl w:val="0"/>
-          <w:numId w:val="1002"/>
+          <w:numId w:val="1004"/>
         </w:numPr>
         <w:pStyle w:val="Compact"/>
       </w:pPr>
@@ -6945,8 +8611,8 @@
         <w:t xml:space="preserve">——★ Classic PAT 已在上一轮会话记录里暴露、★ 只能你手动吊销</w:t>
       </w:r>
     </w:p>
-    <w:bookmarkEnd w:id="34"/>
-    <w:bookmarkEnd w:id="35"/>
+    <w:bookmarkEnd w:id="37"/>
+    <w:bookmarkEnd w:id="38"/>
     <w:sectPr/>
   </w:body>
 </w:document>
@@ -7248,6 +8914,39 @@
     </w:lvlOverride>
   </w:num>
   <w:num w:numId="1002">
+    <w:abstractNumId w:val="99411"/>
+    <w:lvlOverride w:ilvl="0">
+      <w:startOverride w:val="1"/>
+    </w:lvlOverride>
+    <w:lvlOverride w:ilvl="1">
+      <w:startOverride w:val="1"/>
+    </w:lvlOverride>
+    <w:lvlOverride w:ilvl="2">
+      <w:startOverride w:val="1"/>
+    </w:lvlOverride>
+    <w:lvlOverride w:ilvl="3">
+      <w:startOverride w:val="1"/>
+    </w:lvlOverride>
+    <w:lvlOverride w:ilvl="4">
+      <w:startOverride w:val="1"/>
+    </w:lvlOverride>
+    <w:lvlOverride w:ilvl="5">
+      <w:startOverride w:val="1"/>
+    </w:lvlOverride>
+    <w:lvlOverride w:ilvl="6">
+      <w:startOverride w:val="1"/>
+    </w:lvlOverride>
+    <w:lvlOverride w:ilvl="7">
+      <w:startOverride w:val="1"/>
+    </w:lvlOverride>
+    <w:lvlOverride w:ilvl="8">
+      <w:startOverride w:val="1"/>
+    </w:lvlOverride>
+  </w:num>
+  <w:num w:numId="1003">
+    <w:abstractNumId w:val="991"/>
+  </w:num>
+  <w:num w:numId="1004">
     <w:abstractNumId w:val="991"/>
   </w:num>
 </w:numbering>

--- a/接管裁决_2026-10-26.docx
+++ b/接管裁决_2026-10-26.docx
@@ -5096,13 +5096,13 @@
     </w:p>
     <w:bookmarkEnd w:id="30"/>
     <w:bookmarkEnd w:id="31"/>
-    <w:bookmarkStart w:id="32" w:name="a-coord-为什么不接-但它翻出了一件比三条读数更值钱的事"/>
+    <w:bookmarkStart w:id="32" w:name="a-coord-为什么不接-以及它翻出的那件事已经闭合-我差点误报"/>
     <w:p>
       <w:pPr>
         <w:pStyle w:val="Heading2"/>
       </w:pPr>
       <w:r>
-        <w:t xml:space="preserve">3.6 · ★ A-coord 为什么不接、★ 但它翻出了一件比三条读数更值钱的事 ★</w:t>
+        <w:t xml:space="preserve">3.6 · ★ A-coord 为什么不接、★ 以及它翻出的那件事【已经闭合、★ 我差点误报 ★】</w:t>
       </w:r>
     </w:p>
     <w:p>
@@ -5247,204 +5247,7 @@
           <w:bCs/>
           <w:b/>
         </w:rPr>
-        <w:t xml:space="preserve">★★ 但 ②替补的材料台账里翻出了一条比三条读数都重要的东西（★ 必须单独处理 ★）★★</w:t>
-      </w:r>
-    </w:p>
-    <w:p>
-      <w:pPr>
-        <w:pStyle w:val="BlockText"/>
-      </w:pPr>
-      <w:r>
-        <w:t xml:space="preserve">★</w:t>
-      </w:r>
-      <w:r>
-        <w:t xml:space="preserve"> </w:t>
-      </w:r>
-      <w:r>
-        <w:rPr>
-          <w:bCs/>
-          <w:b/>
-        </w:rPr>
-        <w:t xml:space="preserve">两份文档对同一批 944 条断言给出的矛盾率/支持率互不相同</w:t>
-      </w:r>
-      <w:r>
-        <w:t xml:space="preserve">（★ 已定位到具体文档与行 ★）：</w:t>
-      </w:r>
-      <w:r>
-        <w:t xml:space="preserve"> </w:t>
-      </w:r>
-      <w:r>
-        <w:t xml:space="preserve">★</w:t>
-      </w:r>
-      <w:r>
-        <w:t xml:space="preserve"> </w:t>
-      </w:r>
-      <w:r>
-        <w:rPr>
-          <w:rStyle w:val="VerbatimChar"/>
-        </w:rPr>
-        <w:t xml:space="preserve">CORRECTION-2026-10-18-breadth.md</w:t>
-      </w:r>
-      <w:r>
-        <w:t xml:space="preserve">：★ direct</w:t>
-      </w:r>
-      <w:r>
-        <w:t xml:space="preserve"> </w:t>
-      </w:r>
-      <w:r>
-        <w:rPr>
-          <w:bCs/>
-          <w:b/>
-        </w:rPr>
-        <w:t xml:space="preserve">0.0%</w:t>
-      </w:r>
-      <w:r>
-        <w:t xml:space="preserve">／63.0%｜dual_fuse</w:t>
-      </w:r>
-      <w:r>
-        <w:t xml:space="preserve"> </w:t>
-      </w:r>
-      <w:r>
-        <w:rPr>
-          <w:bCs/>
-          <w:b/>
-        </w:rPr>
-        <w:t xml:space="preserve">6.0%</w:t>
-      </w:r>
-      <w:r>
-        <w:t xml:space="preserve">／54.0%｜dual_select</w:t>
-      </w:r>
-      <w:r>
-        <w:t xml:space="preserve"> </w:t>
-      </w:r>
-      <w:r>
-        <w:rPr>
-          <w:bCs/>
-          <w:b/>
-        </w:rPr>
-        <w:t xml:space="preserve">0.0%</w:t>
-      </w:r>
-      <w:r>
-        <w:t xml:space="preserve">／58.6% ★</w:t>
-      </w:r>
-      <w:r>
-        <w:t xml:space="preserve"> </w:t>
-      </w:r>
-      <w:r>
-        <w:t xml:space="preserve">★</w:t>
-      </w:r>
-      <w:r>
-        <w:t xml:space="preserve"> </w:t>
-      </w:r>
-      <w:r>
-        <w:rPr>
-          <w:rStyle w:val="VerbatimChar"/>
-        </w:rPr>
-        <w:t xml:space="preserve">REPORT-DRILL-2026-10-18.md</w:t>
-      </w:r>
-      <w:r>
-        <w:t xml:space="preserve"> </w:t>
-      </w:r>
-      <w:r>
-        <w:t xml:space="preserve">§4.1/§4c：★ direct</w:t>
-      </w:r>
-      <w:r>
-        <w:t xml:space="preserve"> </w:t>
-      </w:r>
-      <w:r>
-        <w:rPr>
-          <w:bCs/>
-          <w:b/>
-        </w:rPr>
-        <w:t xml:space="preserve">0.4%</w:t>
-      </w:r>
-      <w:r>
-        <w:t xml:space="preserve">／41.1%｜dual_fuse</w:t>
-      </w:r>
-      <w:r>
-        <w:t xml:space="preserve"> </w:t>
-      </w:r>
-      <w:r>
-        <w:rPr>
-          <w:bCs/>
-          <w:b/>
-        </w:rPr>
-        <w:t xml:space="preserve">4.2%</w:t>
-      </w:r>
-      <w:r>
-        <w:t xml:space="preserve">／31.7%｜dual_select</w:t>
-      </w:r>
-      <w:r>
-        <w:t xml:space="preserve"> </w:t>
-      </w:r>
-      <w:r>
-        <w:rPr>
-          <w:bCs/>
-          <w:b/>
-        </w:rPr>
-        <w:t xml:space="preserve">1.6%</w:t>
-      </w:r>
-      <w:r>
-        <w:t xml:space="preserve">／43.4% ★</w:t>
-      </w:r>
-      <w:r>
-        <w:t xml:space="preserve"> </w:t>
-      </w:r>
-      <w:r>
-        <w:t xml:space="preserve">⇒ ★</w:t>
-      </w:r>
-      <w:r>
-        <w:t xml:space="preserve"> </w:t>
-      </w:r>
-      <w:r>
-        <w:rPr>
-          <w:bCs/>
-          <w:b/>
-        </w:rPr>
-        <w:t xml:space="preserve">A 篇 §5 R2 的「全量数据臂间对比」与 §5 R4 的宽度读数取自两次不同的测量</w:t>
-      </w:r>
-      <w:r>
-        <w:t xml:space="preserve"> </w:t>
-      </w:r>
-      <w:r>
-        <w:t xml:space="preserve">★</w:t>
-      </w:r>
-    </w:p>
-    <w:p>
-      <w:pPr>
-        <w:pStyle w:val="FirstParagraph"/>
-      </w:pPr>
-      <w:r>
-        <w:t xml:space="preserve">★ ⇒ ★</w:t>
-      </w:r>
-      <w:r>
-        <w:t xml:space="preserve"> </w:t>
-      </w:r>
-      <w:r>
-        <w:rPr>
-          <w:bCs/>
-          <w:b/>
-        </w:rPr>
-        <w:t xml:space="preserve">方向性结论不受影响</w:t>
-      </w:r>
-      <w:r>
-        <w:t xml:space="preserve">（★ 两套下「★ 融合门错误率最高 ★」都成立 ★）★ ⇒ ★</w:t>
-      </w:r>
-      <w:r>
-        <w:t xml:space="preserve"> </w:t>
-      </w:r>
-      <w:r>
-        <w:rPr>
-          <w:bCs/>
-          <w:b/>
-        </w:rPr>
-        <w:t xml:space="preserve">但绝对值与 10.5× 是其中一套的</w:t>
-      </w:r>
-      <w:r>
-        <w:t xml:space="preserve"> </w:t>
-      </w:r>
-      <w:r>
-        <w:t xml:space="preserve">★★</w:t>
+        <w:t xml:space="preserve">★★ ②替补台账里记的「★ 两份文档两套数 ★」——★ 【已经闭合、★ 是我差点误报】★★</w:t>
       </w:r>
     </w:p>
     <w:p>
@@ -5452,6 +5255,176 @@
         <w:pStyle w:val="BodyText"/>
       </w:pPr>
       <w:r>
+        <w:t xml:space="preserve">★ ②替补的台账把「★ 同一批 944 条断言、★ 两份文档给出不同矛盾率/支持率 ★」记成「★ 待核 ★」。★</w:t>
+      </w:r>
+      <w:r>
+        <w:t xml:space="preserve"> </w:t>
+      </w:r>
+      <w:r>
+        <w:rPr>
+          <w:bCs/>
+          <w:b/>
+        </w:rPr>
+        <w:t xml:space="preserve">我第一版裁决书也照抄了这条、★ 当成新发现 ★ ——★ 那是错的。★★</w:t>
+      </w:r>
+    </w:p>
+    <w:p>
+      <w:pPr>
+        <w:pStyle w:val="BodyText"/>
+      </w:pPr>
+      <w:r>
+        <w:t xml:space="preserve">★</w:t>
+      </w:r>
+      <w:r>
+        <w:t xml:space="preserve"> </w:t>
+      </w:r>
+      <w:r>
+        <w:rPr>
+          <w:bCs/>
+          <w:b/>
+        </w:rPr>
+        <w:t xml:space="preserve">回源核 A 篇正文（★</w:t>
+      </w:r>
+      <w:r>
+        <w:rPr>
+          <w:bCs/>
+          <w:b/>
+        </w:rPr>
+        <w:t xml:space="preserve"> </w:t>
+      </w:r>
+      <w:r>
+        <w:rPr>
+          <w:rStyle w:val="VerbatimChar"/>
+          <w:bCs/>
+          <w:b/>
+        </w:rPr>
+        <w:t xml:space="preserve">papers/02_A_SelectionIsNotCreation_稿.md:1098-1102</w:t>
+      </w:r>
+      <w:r>
+        <w:rPr>
+          <w:bCs/>
+          <w:b/>
+        </w:rPr>
+        <w:t xml:space="preserve"> </w:t>
+      </w:r>
+      <w:r>
+        <w:rPr>
+          <w:bCs/>
+          <w:b/>
+        </w:rPr>
+        <w:t xml:space="preserve">★）</w:t>
+      </w:r>
+      <w:r>
+        <w:t xml:space="preserve">：★ 那里有一段</w:t>
+      </w:r>
+      <w:r>
+        <w:t xml:space="preserve"> </w:t>
+      </w:r>
+      <w:r>
+        <w:rPr>
+          <w:bCs/>
+          <w:b/>
+        </w:rPr>
+        <w:t xml:space="preserve">「★ 口径已闭合（2026-10-22 独立复核、★ 差异根源已定位）★」</w:t>
+      </w:r>
+      <w:r>
+        <w:t xml:space="preserve">，★ 三条处置都写好了：★★</w:t>
+      </w:r>
+      <w:r>
+        <w:t xml:space="preserve"> </w:t>
+      </w:r>
+      <w:r>
+        <w:t xml:space="preserve">1. ★</w:t>
+      </w:r>
+      <w:r>
+        <w:t xml:space="preserve"> </w:t>
+      </w:r>
+      <w:r>
+        <w:rPr>
+          <w:bCs/>
+          <w:b/>
+        </w:rPr>
+        <w:t xml:space="preserve">本文的 10.5× 只由 §4c 口径支撑</w:t>
+      </w:r>
+      <w:r>
+        <w:t xml:space="preserve">（★ 在 CORRECTION 口径下 direct 矛盾率为 0.0%、★</w:t>
+      </w:r>
+      <w:r>
+        <w:t xml:space="preserve"> </w:t>
+      </w:r>
+      <w:r>
+        <w:rPr>
+          <w:bCs/>
+          <w:b/>
+        </w:rPr>
+        <w:t xml:space="preserve">该比值未定义</w:t>
+      </w:r>
+      <w:r>
+        <w:t xml:space="preserve"> </w:t>
+      </w:r>
+      <w:r>
+        <w:t xml:space="preserve">★）★★</w:t>
+      </w:r>
+      <w:r>
+        <w:t xml:space="preserve"> </w:t>
+      </w:r>
+      <w:r>
+        <w:t xml:space="preserve">2. ★</w:t>
+      </w:r>
+      <w:r>
+        <w:t xml:space="preserve"> </w:t>
+      </w:r>
+      <w:r>
+        <w:rPr>
+          <w:bCs/>
+          <w:b/>
+        </w:rPr>
+        <w:t xml:space="preserve">方向性结论</w:t>
+      </w:r>
+      <w:r>
+        <w:t xml:space="preserve">（★ dual_fuse 错误率最高、★ direct 每份有效产出最高 ★）</w:t>
+      </w:r>
+      <w:r>
+        <w:rPr>
+          <w:bCs/>
+          <w:b/>
+        </w:rPr>
+        <w:t xml:space="preserve">在两套口径下均成立</w:t>
+      </w:r>
+      <w:r>
+        <w:t xml:space="preserve"> </w:t>
+      </w:r>
+      <w:r>
+        <w:t xml:space="preserve">★★</w:t>
+      </w:r>
+      <w:r>
+        <w:t xml:space="preserve"> </w:t>
+      </w:r>
+      <w:r>
+        <w:t xml:space="preserve">3. ★</w:t>
+      </w:r>
+      <w:r>
+        <w:t xml:space="preserve"> </w:t>
+      </w:r>
+      <w:r>
+        <w:rPr>
+          <w:bCs/>
+          <w:b/>
+        </w:rPr>
+        <w:t xml:space="preserve">本文只从 CORRECTION 取其独有的「宽度」贡献、★ 错误率一律以 §4c 的 v4 全量重判为准</w:t>
+      </w:r>
+      <w:r>
+        <w:t xml:space="preserve"> </w:t>
+      </w:r>
+      <w:r>
+        <w:t xml:space="preserve">★★</w:t>
+      </w:r>
+    </w:p>
+    <w:p>
+      <w:pPr>
+        <w:pStyle w:val="BodyText"/>
+      </w:pPr>
+      <w:r>
         <w:t xml:space="preserve">★ ⇒ ★</w:t>
       </w:r>
       <w:r>
@@ -5462,7 +5435,119 @@
           <w:bCs/>
           <w:b/>
         </w:rPr>
-        <w:t xml:space="preserve">这属于新总纲第二优先级「★ 保护证据链：★ 明确哪些结论尚不成立 ★」★、★ 且它不需要接管任何分支就能处理</w:t>
+        <w:t xml:space="preserve">口径混用这个问题、★ A 篇在 2026-10-22 就已闭合、★ 处理得很规范 ⇒ ★ 不需要单独处理 ★★</w:t>
+      </w:r>
+    </w:p>
+    <w:p>
+      <w:pPr>
+        <w:pStyle w:val="BodyText"/>
+      </w:pPr>
+      <w:r>
+        <w:t xml:space="preserve">★</w:t>
+      </w:r>
+      <w:r>
+        <w:t xml:space="preserve"> </w:t>
+      </w:r>
+      <w:r>
+        <w:rPr>
+          <w:bCs/>
+          <w:b/>
+        </w:rPr>
+        <w:t xml:space="preserve">★ 但有一条【残留、★ 且确实悬着】★★</w:t>
+      </w:r>
+      <w:r>
+        <w:t xml:space="preserve"> </w:t>
+      </w:r>
+      <w:r>
+        <w:t xml:space="preserve">★ A 篇</w:t>
+      </w:r>
+      <w:r>
+        <w:t xml:space="preserve"> </w:t>
+      </w:r>
+      <w:r>
+        <w:rPr>
+          <w:rStyle w:val="VerbatimChar"/>
+        </w:rPr>
+        <w:t xml:space="preserve">:27</w:t>
+      </w:r>
+      <w:r>
+        <w:t xml:space="preserve"> </w:t>
+      </w:r>
+      <w:r>
+        <w:t xml:space="preserve">与</w:t>
+      </w:r>
+      <w:r>
+        <w:t xml:space="preserve"> </w:t>
+      </w:r>
+      <w:r>
+        <w:rPr>
+          <w:rStyle w:val="VerbatimChar"/>
+        </w:rPr>
+        <w:t xml:space="preserve">:1198</w:t>
+      </w:r>
+      <w:r>
+        <w:t xml:space="preserve"> </w:t>
+      </w:r>
+      <w:r>
+        <w:t xml:space="preserve">都在正文里诚实标注了：★</w:t>
+      </w:r>
+      <w:r>
+        <w:t xml:space="preserve"> </w:t>
+      </w:r>
+      <w:r>
+        <w:rPr>
+          <w:bCs/>
+          <w:b/>
+        </w:rPr>
+        <w:t xml:space="preserve">「★ 该比值未按 4 支口径重算 ★」</w:t>
+      </w:r>
+      <w:r>
+        <w:t xml:space="preserve">、★</w:t>
+      </w:r>
+      <w:r>
+        <w:t xml:space="preserve"> </w:t>
+      </w:r>
+      <w:r>
+        <w:rPr>
+          <w:bCs/>
+          <w:b/>
+        </w:rPr>
+        <w:t xml:space="preserve">「★ 10.5 倍是支数口径的产物、★ 不是末步的性质 ★」</w:t>
+      </w:r>
+      <w:r>
+        <w:t xml:space="preserve">、★</w:t>
+      </w:r>
+      <w:r>
+        <w:t xml:space="preserve"> </w:t>
+      </w:r>
+      <w:r>
+        <w:rPr>
+          <w:bCs/>
+          <w:b/>
+        </w:rPr>
+        <w:t xml:space="preserve">「★ 该箭头目前只在未重算口径下成立 ★」</w:t>
+      </w:r>
+      <w:r>
+        <w:t xml:space="preserve"> </w:t>
+      </w:r>
+      <w:r>
+        <w:t xml:space="preserve">★★</w:t>
+      </w:r>
+      <w:r>
+        <w:t xml:space="preserve"> </w:t>
+      </w:r>
+      <w:r>
+        <w:t xml:space="preserve">★ ⇒ ★</w:t>
+      </w:r>
+      <w:r>
+        <w:t xml:space="preserve"> </w:t>
+      </w:r>
+      <w:r>
+        <w:rPr>
+          <w:bCs/>
+          <w:b/>
+        </w:rPr>
+        <w:t xml:space="preserve">要闭合它正是 T-A-03、★ 而 T-A-03 的目标读数本体不可达</w:t>
       </w:r>
       <w:r>
         <w:t xml:space="preserve"> </w:t>
@@ -5478,7 +5563,95 @@
           <w:bCs/>
           <w:b/>
         </w:rPr>
-        <w:t xml:space="preserve">★ 它排在三个分支之前 ★★</w:t>
+        <w:t xml:space="preserve">这条只能以「★ 绝对值未按 4 支口径重算 ★」的形式留在正文里</w:t>
+      </w:r>
+      <w:r>
+        <w:t xml:space="preserve"> </w:t>
+      </w:r>
+      <w:r>
+        <w:t xml:space="preserve">★★</w:t>
+      </w:r>
+    </w:p>
+    <w:p>
+      <w:pPr>
+        <w:pStyle w:val="BodyText"/>
+      </w:pPr>
+      <w:r>
+        <w:t xml:space="preserve">★★</w:t>
+      </w:r>
+      <w:r>
+        <w:t xml:space="preserve"> </w:t>
+      </w:r>
+      <w:r>
+        <w:rPr>
+          <w:bCs/>
+          <w:b/>
+        </w:rPr>
+        <w:t xml:space="preserve">★★ 由此得到一条本轮最值钱的通则（★ 跨项目通用 ★）★★</w:t>
+      </w:r>
+      <w:r>
+        <w:t xml:space="preserve"> </w:t>
+      </w:r>
+      <w:r>
+        <w:t xml:space="preserve">&gt; ★</w:t>
+      </w:r>
+      <w:r>
+        <w:t xml:space="preserve"> </w:t>
+      </w:r>
+      <w:r>
+        <w:rPr>
+          <w:bCs/>
+          <w:b/>
+        </w:rPr>
+        <w:t xml:space="preserve">★ 判「★ 某个问题未闭合 ★」之前、★ 必须先查【★ 那个问题是不是已经在被审对象里被处理过了 ★】★★</w:t>
+      </w:r>
+      <w:r>
+        <w:t xml:space="preserve"> </w:t>
+      </w:r>
+      <w:r>
+        <w:t xml:space="preserve">&gt; ★</w:t>
+      </w:r>
+      <w:r>
+        <w:t xml:space="preserve"> </w:t>
+      </w:r>
+      <w:r>
+        <w:rPr>
+          <w:bCs/>
+          <w:b/>
+        </w:rPr>
+        <w:t xml:space="preserve">「★ 核到的东西没有证伪力 ★」与「★ 核到的东西是错的 ★」在输出层完全同形</w:t>
+      </w:r>
+      <w:r>
+        <w:t xml:space="preserve"> </w:t>
+      </w:r>
+      <w:r>
+        <w:t xml:space="preserve">——★ ②替补的台账记了一条</w:t>
+      </w:r>
+      <w:r>
+        <w:rPr>
+          <w:bCs/>
+          <w:b/>
+        </w:rPr>
+        <w:t xml:space="preserve">已闭合</w:t>
+      </w:r>
+      <w:r>
+        <w:t xml:space="preserve">的事、★ 我第一版裁决书照抄成「★ 新发现、★ 排在三个分支之前 ★」★★</w:t>
+      </w:r>
+      <w:r>
+        <w:t xml:space="preserve"> </w:t>
+      </w:r>
+      <w:r>
+        <w:t xml:space="preserve">★ ⇒ ★</w:t>
+      </w:r>
+      <w:r>
+        <w:t xml:space="preserve"> </w:t>
+      </w:r>
+      <w:r>
+        <w:rPr>
+          <w:bCs/>
+          <w:b/>
+        </w:rPr>
+        <w:t xml:space="preserve">回源不只查「★ 数字从哪来 ★」、★ 还要查「★ 这件事有没有被做过 ★」★★</w:t>
       </w:r>
     </w:p>
     <w:p>
@@ -7198,7 +7371,7 @@
                 <w:bCs/>
                 <w:b/>
               </w:rPr>
-              <w:t xml:space="preserve">A 篇 §5 R2/R4 的口径混用</w:t>
+              <w:t xml:space="preserve">A 篇的口径处置（★ 已闭合、★ 不可重做 ★）</w:t>
             </w:r>
             <w:r>
               <w:t xml:space="preserve"> </w:t>
@@ -7219,13 +7392,10 @@
               <w:rPr>
                 <w:rStyle w:val="VerbatimChar"/>
               </w:rPr>
-              <w:t xml:space="preserve">papers/02_A_…稿.md</w:t>
-            </w:r>
-            <w:r>
-              <w:t xml:space="preserve"> </w:t>
-            </w:r>
-            <w:r>
-              <w:t xml:space="preserve">§5 R2/R4 ｜★ 源：</w:t>
+              <w:t xml:space="preserve">papers/02_A_SelectionIsNotCreation_稿.md:1098-1102</w:t>
+            </w:r>
+            <w:r>
+              <w:t xml:space="preserve">（★ 「★ 口径已闭合、★ 2026-10-22 独立复核 ★」）｜★ 源：</w:t>
             </w:r>
             <w:r>
               <w:rPr>
@@ -7274,42 +7444,20 @@
                 <w:bCs/>
                 <w:b/>
               </w:rPr>
-              <w:t xml:space="preserve">同一批 944 条断言有两套读数</w:t>
-            </w:r>
-            <w:r>
-              <w:t xml:space="preserve">（★ §3.6 ★）｜★ 方向不变、★</w:t>
-            </w:r>
-            <w:r>
-              <w:t xml:space="preserve"> </w:t>
-            </w:r>
-            <w:r>
-              <w:rPr>
-                <w:bCs/>
-                <w:b/>
-              </w:rPr>
-              <w:t xml:space="preserve">绝对值与 10.5× 待固化</w:t>
-            </w:r>
-            <w:r>
-              <w:t xml:space="preserve"> </w:t>
-            </w:r>
-            <w:r>
-              <w:t xml:space="preserve">★★ ——★</w:t>
-            </w:r>
-            <w:r>
-              <w:t xml:space="preserve"> </w:t>
-            </w:r>
-            <w:r>
-              <w:rPr>
-                <w:bCs/>
-                <w:b/>
-              </w:rPr>
-              <w:t xml:space="preserve">裁决时两套原值都要留、★ 不能只留一套</w:t>
-            </w:r>
-            <w:r>
-              <w:t xml:space="preserve"> </w:t>
-            </w:r>
-            <w:r>
-              <w:t xml:space="preserve">★★</w:t>
+              <w:t xml:space="preserve">同一批 944 条断言的两套读数已定处置</w:t>
+            </w:r>
+            <w:r>
+              <w:t xml:space="preserve">（★ 10.5× 只由 §4c 支撑 ｜★ 方向性两套都成立 ｜★ 宽度只从 CORRECTION 取 ★）★★ ——★</w:t>
+            </w:r>
+            <w:r>
+              <w:t xml:space="preserve"> </w:t>
+            </w:r>
+            <w:r>
+              <w:rPr>
+                <w:bCs/>
+                <w:b/>
+              </w:rPr>
+              <w:t xml:space="preserve">★ 残留一条：「10.5× 未按 4 支口径重算」★、★ 正文已诚实标注、★ 而其闭合所需的目标读数【不可达】★★</w:t>
             </w:r>
           </w:p>
         </w:tc>
@@ -8192,26 +8340,27 @@
             </w:r>
             <w:r>
               <w:rPr>
-                <w:bCs/>
-                <w:b/>
+                <w:strike/>
               </w:rPr>
               <w:t xml:space="preserve">单独处理「A 篇 §5 R2/R4 口径混用」</w:t>
             </w:r>
             <w:r>
-              <w:t xml:space="preserve">（★ §3.6 ★）——★ 它不需要接任何分支、★ 且</w:t>
-            </w:r>
-            <w:r>
-              <w:rPr>
-                <w:bCs/>
-                <w:b/>
-              </w:rPr>
-              <w:t xml:space="preserve">排在三个分支之前</w:t>
-            </w:r>
-            <w:r>
-              <w:t xml:space="preserve"> </w:t>
-            </w:r>
-            <w:r>
-              <w:t xml:space="preserve">★★</w:t>
+              <w:t xml:space="preserve"> </w:t>
+            </w:r>
+            <w:r>
+              <w:t xml:space="preserve">⇒ ★ **★ 已撤销：★ 回源核到 A 篇正文</w:t>
+            </w:r>
+            <w:r>
+              <w:t xml:space="preserve"> </w:t>
+            </w:r>
+            <w:r>
+              <w:rPr>
+                <w:rStyle w:val="VerbatimChar"/>
+              </w:rPr>
+              <w:t xml:space="preserve">:1098-1102</w:t>
+            </w:r>
+            <w:r>
+              <w:t xml:space="preserve">、★ 口径已于 2026-10-22 闭合、★ 残留一条「10.5× 未按 4 支口径重算」★（★ 正文已诚实标注、★ 其闭合所需读数不可达 ★）★★</w:t>
             </w:r>
           </w:p>
         </w:tc>
@@ -8235,7 +8384,27 @@
               <w:jc w:val="left"/>
             </w:pPr>
             <w:r>
-              <w:t xml:space="preserve">★ 两套读数的并排对照 ＋ ★ 该改哪一句的裁决建议 ★★</w:t>
+              <w:t xml:space="preserve">★</w:t>
+            </w:r>
+            <w:r>
+              <w:t xml:space="preserve"> </w:t>
+            </w:r>
+            <w:r>
+              <w:rPr>
+                <w:bCs/>
+                <w:b/>
+              </w:rPr>
+              <w:t xml:space="preserve">★ 撤掉这项、★ 不占工时 ★★ ——★</w:t>
+            </w:r>
+            <w:r>
+              <w:rPr>
+                <w:bCs/>
+                <w:b/>
+              </w:rPr>
+              <w:t xml:space="preserve"> </w:t>
+            </w:r>
+            <w:r>
+              <w:t xml:space="preserve">教训写进 §3.6：★ 判「未闭合」前要先查「有没有被做过」★★**</w:t>
             </w:r>
           </w:p>
         </w:tc>
@@ -8465,6 +8634,62 @@
       </w:r>
       <w:r>
         <w:t xml:space="preserve">★</w:t>
+      </w:r>
+    </w:p>
+    <w:p>
+      <w:pPr>
+        <w:numPr>
+          <w:ilvl w:val="0"/>
+          <w:numId w:val="1004"/>
+        </w:numPr>
+        <w:pStyle w:val="Compact"/>
+      </w:pPr>
+      <w:r>
+        <w:t xml:space="preserve">★</w:t>
+      </w:r>
+      <w:r>
+        <w:t xml:space="preserve"> </w:t>
+      </w:r>
+      <w:r>
+        <w:rPr>
+          <w:bCs/>
+          <w:b/>
+        </w:rPr>
+        <w:t xml:space="preserve">★ 我自己第一版裁决书写错过两次、★ 都已回源核出并改正（★ 留在这里、★ 因为「认错」本身也是证据 ★）★★</w:t>
+      </w:r>
+      <w:r>
+        <w:t xml:space="preserve">：★ ① 层1 的归因写成「★ 归因不成立 ★」——★ 原文是「★ 归因悬置、★ 本批不支持也未否证 ★」★｜★ ② 「★ A 篇两套数字打架 ★」写成「★ 未闭合的新发现 ★」——★ 原文</w:t>
+      </w:r>
+      <w:r>
+        <w:t xml:space="preserve"> </w:t>
+      </w:r>
+      <w:r>
+        <w:rPr>
+          <w:rStyle w:val="VerbatimChar"/>
+        </w:rPr>
+        <w:t xml:space="preserve">:1098</w:t>
+      </w:r>
+      <w:r>
+        <w:t xml:space="preserve"> </w:t>
+      </w:r>
+      <w:r>
+        <w:t xml:space="preserve">早已闭合（★ 2026-10-22 独立复核 ★）★★ ⇒ ★</w:t>
+      </w:r>
+      <w:r>
+        <w:t xml:space="preserve"> </w:t>
+      </w:r>
+      <w:r>
+        <w:rPr>
+          <w:bCs/>
+          <w:b/>
+        </w:rPr>
+        <w:t xml:space="preserve">两次都是「★ 没回源到被审对象本身 ★」造成的 ★</w:t>
+      </w:r>
+      <w:r>
+        <w:t xml:space="preserve"> </w:t>
+      </w:r>
+      <w:r>
+        <w:t xml:space="preserve">★★</w:t>
       </w:r>
     </w:p>
     <w:p>
